--- a/Volume 1/Chapter 02 - Language Fundamentals/SPA_Vol1_Ch2_Lesson2_10a_EXTENDED_Modules.docx
+++ b/Volume 1/Chapter 02 - Language Fundamentals/SPA_Vol1_Ch2_Lesson2_10a_EXTENDED_Modules.docx
@@ -802,7 +802,6 @@
     <w:p>
       <w:pPr>
         <w:pStyle w:val="CommandBlock"/>
-        <w:keepNext/>
       </w:pPr>
       <w:r>
         <w:t xml:space="preserve">    "$HOME\spa\lesson-2.10-extended\erlang\basic" | Out-Null</w:t>
@@ -810,10 +809,55 @@
     </w:p>
     <w:p>
       <w:pPr>
+        <w:keepNext/>
+      </w:pPr>
+    </w:p>
+    <w:p>
+      <w:pPr>
+        <w:keepNext/>
+      </w:pPr>
+      <w:r>
+        <w:t>Next, let the tools create the Rust and Solidity projects: cargo init writes Cargo.toml, Remove-Item deletes the starter main.rs because the programs are in src\bin, and forge init --empty makes the Foundry project. forge init needs an empty folder, so New-Item makes .\solidity\script\basic after it.</w:t>
+      </w:r>
+    </w:p>
+    <w:p>
+      <w:pPr>
+        <w:keepNext/>
+      </w:pPr>
+    </w:p>
+    <w:p>
+      <w:pPr>
         <w:pStyle w:val="CommandBlock"/>
         <w:keepNext/>
       </w:pPr>
       <w:r>
+        <w:t>cargo init .\rust --name record --vcs none</w:t>
+      </w:r>
+    </w:p>
+    <w:p>
+      <w:pPr>
+        <w:pStyle w:val="CommandBlock"/>
+        <w:keepNext/>
+      </w:pPr>
+      <w:r>
+        <w:t>Remove-Item .\rust\src\main.rs</w:t>
+      </w:r>
+    </w:p>
+    <w:p>
+      <w:pPr>
+        <w:pStyle w:val="CommandBlock"/>
+        <w:keepNext/>
+      </w:pPr>
+      <w:r>
+        <w:t>forge init .\solidity --empty --no-git --offline</w:t>
+      </w:r>
+    </w:p>
+    <w:p>
+      <w:pPr>
+        <w:pStyle w:val="CommandBlock"/>
+        <w:keepNext/>
+      </w:pPr>
+      <w:r>
         <w:t>New-Item -ItemType Directory -Force `</w:t>
       </w:r>
     </w:p>
@@ -831,11 +875,78 @@
       </w:pPr>
     </w:p>
     <w:p>
-      <w:pPr>
-        <w:keepNext/>
-      </w:pPr>
-      <w:r>
-        <w:t>Save each file from this lesson into the matching path in the project layout. As in Chapter 1, notepad .\rust\Cargo.toml creates and opens one: choose Yes, type the file, save it with Ctrl+S, and close Notepad. Then install forge-std, Foundry's standard library, into the Solidity project. Linux Assembly runs in WSL or on a Linux computer.</w:t>
+      <w:r>
+        <w:t>Then replace the foundry.toml that forge init wrote with this lesson's settings. notepad .\solidity\foundry.toml opens it: select everything with Ctrl+A, type the file below in its place, save it with Ctrl+S, and close Notepad.</w:t>
+      </w:r>
+    </w:p>
+    <w:p>
+      <w:pPr>
+        <w:keepNext/>
+      </w:pPr>
+    </w:p>
+    <w:p>
+      <w:pPr>
+        <w:pStyle w:val="Heading3"/>
+      </w:pPr>
+      <w:r>
+        <w:t>solidity/foundry.toml</w:t>
+      </w:r>
+    </w:p>
+    <w:p>
+      <w:pPr>
+        <w:pStyle w:val="SourceCode"/>
+        <w:keepNext/>
+      </w:pPr>
+      <w:r>
+        <w:t>[profile.default]</w:t>
+      </w:r>
+    </w:p>
+    <w:p>
+      <w:pPr>
+        <w:pStyle w:val="SourceCode"/>
+        <w:keepNext/>
+      </w:pPr>
+      <w:r>
+        <w:t># The scripts in script/ are the only Solidity sources in this project.</w:t>
+      </w:r>
+    </w:p>
+    <w:p>
+      <w:pPr>
+        <w:pStyle w:val="SourceCode"/>
+        <w:keepNext/>
+      </w:pPr>
+      <w:r>
+        <w:t>src = "script"</w:t>
+      </w:r>
+    </w:p>
+    <w:p>
+      <w:pPr>
+        <w:pStyle w:val="SourceCode"/>
+        <w:keepNext/>
+      </w:pPr>
+      <w:r>
+        <w:t># forge install puts forge-std in lib/.</w:t>
+      </w:r>
+    </w:p>
+    <w:p>
+      <w:pPr>
+        <w:pStyle w:val="SourceCode"/>
+      </w:pPr>
+      <w:r>
+        <w:t>libs = ["lib"]</w:t>
+      </w:r>
+    </w:p>
+    <w:p>
+      <w:pPr>
+        <w:keepNext/>
+      </w:pPr>
+    </w:p>
+    <w:p>
+      <w:pPr>
+        <w:keepNext/>
+      </w:pPr>
+      <w:r>
+        <w:t>Then install forge-std, Foundry's standard library, into the Solidity project.</w:t>
       </w:r>
     </w:p>
     <w:p>
@@ -875,6 +986,16 @@
       </w:pPr>
     </w:p>
     <w:p>
+      <w:r>
+        <w:t>You save each source file in its language's section below, as each is shown. As in Chapter 1, notepad .\rust\src\bin\basic_record\main.rs creates and opens one: choose Yes, type the file, save it with Ctrl+S, and close Notepad. Linux Assembly runs in WSL or on a Linux computer.</w:t>
+      </w:r>
+    </w:p>
+    <w:p>
+      <w:pPr>
+        <w:keepNext/>
+      </w:pPr>
+    </w:p>
+    <w:p>
       <w:pPr>
         <w:keepNext/>
       </w:pPr>
@@ -924,7 +1045,7 @@
         <w:keepNext/>
       </w:pPr>
       <w:r>
-        <w:t>mkdir -p "$HOME/spa/lesson-2.10-extended/"{erlang/basic,solidity/script/basic}</w:t>
+        <w:t>mkdir -p "$HOME/spa/lesson-2.10-extended/erlang/basic"</w:t>
       </w:r>
     </w:p>
     <w:p>
@@ -945,7 +1066,7 @@
         <w:keepNext/>
       </w:pPr>
       <w:r>
-        <w:t>Save each file from this lesson into the matching path in the project layout. As in Chapter 1, nano ./rust/Cargo.toml creates and opens one: type the file, then save and close it with Ctrl+O, Enter, then Ctrl+X. Then install forge-std.</w:t>
+        <w:t>Then create the Rust and Solidity projects with the same commands as on Windows; rm deletes the starter main.rs, and mkdir makes solidity/script/basic after forge init.</w:t>
       </w:r>
     </w:p>
     <w:p>
@@ -956,6 +1077,59 @@
     <w:p>
       <w:pPr>
         <w:pStyle w:val="CommandBlock"/>
+        <w:keepNext/>
+      </w:pPr>
+      <w:r>
+        <w:t>cargo init ./rust --name record --vcs none</w:t>
+      </w:r>
+    </w:p>
+    <w:p>
+      <w:pPr>
+        <w:pStyle w:val="CommandBlock"/>
+        <w:keepNext/>
+      </w:pPr>
+      <w:r>
+        <w:t>rm ./rust/src/main.rs</w:t>
+      </w:r>
+    </w:p>
+    <w:p>
+      <w:pPr>
+        <w:pStyle w:val="CommandBlock"/>
+        <w:keepNext/>
+      </w:pPr>
+      <w:r>
+        <w:t>forge init ./solidity --empty --no-git --offline</w:t>
+      </w:r>
+    </w:p>
+    <w:p>
+      <w:pPr>
+        <w:pStyle w:val="CommandBlock"/>
+      </w:pPr>
+      <w:r>
+        <w:t>mkdir -p "$HOME/spa/lesson-2.10-extended/solidity/script/basic"</w:t>
+      </w:r>
+    </w:p>
+    <w:p>
+      <w:pPr>
+        <w:keepNext/>
+      </w:pPr>
+    </w:p>
+    <w:p>
+      <w:pPr>
+        <w:keepNext/>
+      </w:pPr>
+      <w:r>
+        <w:t>Replace solidity/foundry.toml with the file shown in the Windows setup; nano ./solidity/foundry.toml opens it. Then install forge-std.</w:t>
+      </w:r>
+    </w:p>
+    <w:p>
+      <w:pPr>
+        <w:keepNext/>
+      </w:pPr>
+    </w:p>
+    <w:p>
+      <w:pPr>
+        <w:pStyle w:val="CommandBlock"/>
       </w:pPr>
       <w:r>
         <w:t>(cd ./solidity &amp;&amp; forge install foundry-rs/forge-std@v1.16.2 --no-git)</w:t>
@@ -967,6 +1141,16 @@
       </w:pPr>
     </w:p>
     <w:p>
+      <w:r>
+        <w:t>You save each source file in its language's section below, as each is shown. As in Chapter 1, nano ./rust/src/bin/basic_record/main.rs creates and opens one: type the file, then save and close it with Ctrl+O, Enter, then Ctrl+X.</w:t>
+      </w:r>
+    </w:p>
+    <w:p>
+      <w:pPr>
+        <w:keepNext/>
+      </w:pPr>
+    </w:p>
+    <w:p>
       <w:pPr>
         <w:keepNext/>
       </w:pPr>
@@ -13161,7 +13345,7 @@
     </w:p>
     <w:p>
       <w:r>
-        <w:t>foundry.toml is the same as in Lesson 2.9a. Cargo.toml differs only in its comment: each program is now a folder under .\rust\src\bin.</w:t>
+        <w:t>This is the Cargo.toml that cargo init wrote, shown here so you can check yours. The [package] lines match; yours also ends with an empty [dependencies] heading, and the lines that start with # are notes for you, not something cargo writes: each program is now a folder under .\rust\src\bin.</w:t>
       </w:r>
     </w:p>
     <w:p>
@@ -13248,68 +13432,6 @@
       </w:pPr>
       <w:r>
         <w:t># folder are that program's modules.</w:t>
-      </w:r>
-    </w:p>
-    <w:p>
-      <w:pPr>
-        <w:keepNext/>
-      </w:pPr>
-    </w:p>
-    <w:p>
-      <w:pPr>
-        <w:keepNext/>
-      </w:pPr>
-    </w:p>
-    <w:p>
-      <w:pPr>
-        <w:pStyle w:val="Heading2"/>
-      </w:pPr>
-      <w:r>
-        <w:t>solidity/foundry.toml</w:t>
-      </w:r>
-    </w:p>
-    <w:p>
-      <w:pPr>
-        <w:pStyle w:val="SourceCode"/>
-        <w:keepNext/>
-      </w:pPr>
-      <w:r>
-        <w:t>[profile.default]</w:t>
-      </w:r>
-    </w:p>
-    <w:p>
-      <w:pPr>
-        <w:pStyle w:val="SourceCode"/>
-        <w:keepNext/>
-      </w:pPr>
-      <w:r>
-        <w:t># The scripts in script/ are the only Solidity sources in this project.</w:t>
-      </w:r>
-    </w:p>
-    <w:p>
-      <w:pPr>
-        <w:pStyle w:val="SourceCode"/>
-        <w:keepNext/>
-      </w:pPr>
-      <w:r>
-        <w:t>src = "script"</w:t>
-      </w:r>
-    </w:p>
-    <w:p>
-      <w:pPr>
-        <w:pStyle w:val="SourceCode"/>
-        <w:keepNext/>
-      </w:pPr>
-      <w:r>
-        <w:t># forge install puts forge-std in lib/.</w:t>
-      </w:r>
-    </w:p>
-    <w:p>
-      <w:pPr>
-        <w:pStyle w:val="SourceCode"/>
-      </w:pPr>
-      <w:r>
-        <w:t>libs = ["lib"]</w:t>
       </w:r>
     </w:p>
     <w:p>
@@ -14480,31 +14602,31 @@
       </w:rPr>
     </w:lvl>
   </w:abstractNum>
-  <w:num w:numId="1" w16cid:durableId="806511658">
+  <w:num w:numId="1" w16cid:durableId="1588072854">
     <w:abstractNumId w:val="8"/>
   </w:num>
-  <w:num w:numId="2" w16cid:durableId="855923001">
+  <w:num w:numId="2" w16cid:durableId="1573810693">
     <w:abstractNumId w:val="6"/>
   </w:num>
-  <w:num w:numId="3" w16cid:durableId="182211248">
+  <w:num w:numId="3" w16cid:durableId="1740443958">
     <w:abstractNumId w:val="5"/>
   </w:num>
-  <w:num w:numId="4" w16cid:durableId="2068869086">
+  <w:num w:numId="4" w16cid:durableId="694775317">
     <w:abstractNumId w:val="4"/>
   </w:num>
-  <w:num w:numId="5" w16cid:durableId="1087656915">
+  <w:num w:numId="5" w16cid:durableId="1206287415">
     <w:abstractNumId w:val="7"/>
   </w:num>
-  <w:num w:numId="6" w16cid:durableId="1701975293">
+  <w:num w:numId="6" w16cid:durableId="378094108">
     <w:abstractNumId w:val="3"/>
   </w:num>
-  <w:num w:numId="7" w16cid:durableId="1830366454">
+  <w:num w:numId="7" w16cid:durableId="711617002">
     <w:abstractNumId w:val="2"/>
   </w:num>
-  <w:num w:numId="8" w16cid:durableId="295377265">
+  <w:num w:numId="8" w16cid:durableId="542719866">
     <w:abstractNumId w:val="1"/>
   </w:num>
-  <w:num w:numId="9" w16cid:durableId="1342124825">
+  <w:num w:numId="9" w16cid:durableId="1581520570">
     <w:abstractNumId w:val="0"/>
   </w:num>
 </w:numbering>

--- a/Volume 1/Chapter 02 - Language Fundamentals/SPA_Vol1_Ch2_Lesson2_10a_EXTENDED_Modules.docx
+++ b/Volume 1/Chapter 02 - Language Fundamentals/SPA_Vol1_Ch2_Lesson2_10a_EXTENDED_Modules.docx
@@ -95,10 +95,7 @@
     </w:p>
     <w:p>
       <w:r>
-        <w:t>Lesson 2.10 explains why one large file becomes hard to maintain and how a module helps: one purpose per file, a public list for other files, and private helpers that can change freely. These four languages show the same idea at very different levels. Assembly shows what every linker does underneath: a public label is a name written into an object file, and a private one is not. Rust keeps everything private until it is marked pub. Erlang has always had modules and export lists, and checks a call to another</w:t>
-      </w:r>
-      <w:r>
-        <w:t xml:space="preserve"> module only when it runs. Solidity imports a struct and a library of functions from another file. Read Lesson 2.10 first; this companion builds on it.</w:t>
+        <w:t>Lesson 2.10 explains why one large file becomes hard to maintain and how a module helps: one purpose per file, a public list for other files, and private helpers that can change freely. These four languages show the same idea at very different levels. Assembly shows what every linker does underneath: a public label is a name written into an object file, and a private one is not. Rust keeps everything private until it is marked pub. Erlang has always had modules and export lists, and checks a call to another module only when it runs. Solidity imports a struct and a library of functions from another file. Read Lesson 2.10 first; this companion builds on it.</w:t>
       </w:r>
     </w:p>
     <w:p>
@@ -1170,10 +1167,7 @@
     </w:p>
     <w:p>
       <w:r>
-        <w:t>Assembly splits a module into files the way C does, with the bookkeeping in plain sight. server.asm holds the functions, and global makes a label public: NASM writes its name into the object file, so the linker can connect another file's call to it. A label without global is private to its file. main.asm names the labels it calls from elsewhere with extern, as it has always done for printf. Both files read the record, so both need its field offsets, and main.asm needs the environment constants, PRODUCTION a</w:t>
-      </w:r>
-      <w:r>
-        <w:t>nd the others, to create one; those live in one include file, .\assembly\server.inc, which %include copies into each file before assembling, as #include does in C. The build assembles each .asm file on its own, then gcc links the two object files into one program. All four programs, Windows and Linux, Basic and Production-Minded, include the same server.inc, found through nasm's -i .\assembly option (-i ./assembly on Linux).</w:t>
+        <w:t>Assembly splits a module into files the way C does, with the bookkeeping in plain sight. server.asm holds the functions, and global makes a label public: NASM writes its name into the object file, so the linker can connect another file's call to it. A label without global is private to its file. main.asm names the labels it calls from elsewhere with extern, as it has always done for printf. Both files read the record, so both need its field offsets, and main.asm needs the environment constants, PRODUCTION and the others, to create one; those live in one include file, .\assembly\server.inc, which %include copies into each file before assembling, as #include does in C. The build assembles each .asm file on its own, then gcc links the two object files into one program. All four programs, Windows and Linux, Basic and Production-Minded, include the same server.inc, found through nasm's -i .\assembly option (-i ./assembly on Linux).</w:t>
       </w:r>
     </w:p>
     <w:p>
@@ -6867,10 +6861,7 @@
         <w:pStyle w:val="ListBullet"/>
       </w:pPr>
       <w:r>
-        <w:t>If NASM stops with symbol `enabled_text' not defined while assembling main.asm, main called the private helper, but that error only proves main.asm has no extern line for it. Add extern enabled_text and main.asm assembles, but the link then fails with undefined reference to `enabled_text': server.asm never made the label global, so its name is not in server.obj (Linux: server.o). That link error is the real proof that the helper is private. If the second block still shows Port: 443, update_server stored thr</w:t>
-      </w:r>
-      <w:r>
-        <w:t>ough the wrong register or offset.</w:t>
+        <w:t>If NASM stops with symbol `enabled_text' not defined while assembling main.asm, main called the private helper, but that error only proves main.asm has no extern line for it. Add extern enabled_text and main.asm assembles, but the link then fails with undefined reference to `enabled_text': server.asm never made the label global, so its name is not in server.obj (Linux: server.o). That link error is the real proof that the helper is private. If the second block still shows Port: 443, update_server stored through the wrong register or offset.</w:t>
       </w:r>
     </w:p>
     <w:p>
@@ -6974,10 +6965,7 @@
     </w:p>
     <w:p>
       <w:r>
-        <w:t>A Rust module is declared with mod server; in main.rs, and Rust reads its code from server.rs in the same folder. Everything in a module is private by default: the struct, each of its fields, and each function can be used only inside the module unless it is marked pub. main.rs calls a module's items by path: server::create_server, the module's name, ::, and the item's name, the same :: as in String::new(), and the environment is server::Environment::Production. Many programs write use server::{Server, print</w:t>
-      </w:r>
-      <w:r>
-        <w:t>_server}; near the top instead and then drop the prefix; this lesson keeps the full paths, so every call shows its module. cargo build compiles every module a program declares, so the commands are the same as in Lesson 2.9a. Each program is now a folder under .\rust\src\bin, with main.rs and its modules; the folder's name is the program's name.</w:t>
+        <w:t>A Rust module is declared with mod server; in main.rs, and Rust reads its code from server.rs in the same folder. Everything in a module is private by default: the struct, each of its fields, and each function can be used only inside the module unless it is marked pub. main.rs calls a module's items by path: server::create_server, the module's name, ::, and the item's name, the same :: as in String::new(), and the environment is server::Environment::Production. Many programs write use server::{Server, print_server}; near the top instead and then drop the prefix; this lesson keeps the full paths, so every call shows its module. cargo build compiles every module a program declares, so the commands are the same as in Lesson 2.9a. Each program is now a folder under .\rust\src\bin, with main.rs and its modules; the folder's name is the program's name.</w:t>
       </w:r>
     </w:p>
     <w:p>
@@ -9045,10 +9033,7 @@
     </w:p>
     <w:p>
       <w:r>
-        <w:t>An Erlang file is always one module, and its -export line has always been the module's public list: other modules may call only the functions it names, such as create_server/4, the name and the number of parameters. main.erl calls them as server:create_server(...): the module's name, a colon, and the function's name, the same form as io:format. A record definition exists only while the compiler reads one module, so every module that creates or reads a server record needs it; it moves into a header file, ser</w:t>
-      </w:r>
-      <w:r>
-        <w:t>ver.hrl, which -include copies into server.erl and main.erl, as #include does in C. erlc compiles both files, and erl finds both modules through -pa. The entry module is named main, so erl -s main main runs main:main(). Unlike the other three languages, Erlang checks a call to another module only when the call runs.</w:t>
+        <w:t>An Erlang file is always one module, and its -export line has always been the module's public list: other modules may call only the functions it names, such as create_server/4, the name and the number of parameters. main.erl calls them as server:create_server(...): the module's name, a colon, and the function's name, the same form as io:format. A record definition exists only while the compiler reads one module, so every module that creates or reads a server record needs it; it moves into a header file, server.hrl, which -include copies into server.erl and main.erl, as #include does in C. erlc compiles both files, and erl finds both modules through -pa. The entry module is named main, so erl -s main main runs main:main(). Unlike the other three languages, Erlang checks a call to another module only when the call runs.</w:t>
       </w:r>
     </w:p>
     <w:p>
@@ -10857,10 +10842,7 @@
     </w:p>
     <w:p>
       <w:r>
-        <w:t>A Solidity file is a unit that other files import. Server.sol declares the Environment enum and the Server struct at file level, outside any contract, and a library, ServerModule, holding the functions that create and print one. A library is Solidity's container for reusable functions: like a contract, but with no data of its own, and its internal functions are copied into each contract that calls them. The script imports all three names with import {Environment, Server, ServerModule} from "./basic/Server.s</w:t>
-      </w:r>
-      <w:r>
-        <w:t>ol", where ./ means the script's own folder, and calls ServerModule.createServer(...): the library's name, a dot, and the function's name. internal lets an importing contract call a library function; private keeps it inside the library. forge build compiles every file under script, so the commands are the same as in Lesson 2.9a.</w:t>
+        <w:t>A Solidity file is a unit that other files import. Server.sol declares the Environment enum and the Server struct at file level, outside any contract, and a library, ServerModule, holding the functions that create and print one. A library is Solidity's container for reusable functions: like a contract, but with no data of its own, and its internal functions are copied into each contract that calls them. The script imports all three names with import {Environment, Server, ServerModule} from "./basic/Server.sol", where ./ means the script's own folder, and calls ServerModule.createServer(...): the library's name, a dot, and the function's name. internal lets an importing contract call a library function; private keeps it inside the library. forge build compiles every file under script, so the commands are the same as in Lesson 2.9a.</w:t>
       </w:r>
     </w:p>
     <w:p>
@@ -13774,10 +13756,7 @@
     </w:p>
     <w:p>
       <w:r>
-        <w:t>Both Chapter 2 projects are built from modules, in the Extended languages too. The System Information Utility keeps each group of facts in its own module, a host record with its create and print functions like this lesson's server module, and later the readers from Lessons 2.14a through 2.16a, so its entry file only calls them in order and prints the report. The Command-Line Survey Application moves read_answer from Lesson 2.3a into an input module and its answer record into a record module, so its entry fi</w:t>
-      </w:r>
-      <w:r>
-        <w:t>le reads as the questionnaire itself; in Solidity the answers still arrive as run's arguments and fill a record from the imported module. This lesson's server module is the pattern for both. Lesson 2.11a adds error handling, and its port check is one more function that belongs in the server module.</w:t>
+        <w:t>Both Chapter 2 projects are built from modules, in the Extended languages too. The System Information Utility keeps each group of facts in its own module, a host record with its create and print functions like this lesson's server module, and later the readers from Lessons 2.14a through 2.16a, so its entry file only calls them in order and prints the report. The Command-Line Survey Application moves read_answer from Lesson 2.3a into an input module and its answer record into a record module, so its entry file reads as the questionnaire itself; in Solidity the answers still arrive as run's arguments and fill a record from the imported module. This lesson's server module is the pattern for both. Lesson 2.11a adds error handling, and its port check is one more function that belongs in the server module.</w:t>
       </w:r>
     </w:p>
     <w:p>
@@ -14027,10 +14006,7 @@
         <w:pStyle w:val="ListBullet"/>
       </w:pPr>
       <w:r>
-        <w:t>Assembly: in server.asm, add global print_summary and the text summary_format db "Summary: %s, port %d, enabled %s", 10, 0. print_summary receives the record's address, keeps it in r12 like print_server, calls enabled_text with the enabled field, then calls printf with summary_format, the host name, the port, and enabled_text's result: on Windows in rcx, rdx, r8, and r9, after push r12 and sub rsp, 32; on Linux in rdi, rsi, rdx, and rcx, with eax set to 0, after push r12. In main.asm, add extern print_summa</w:t>
-      </w:r>
-      <w:r>
-        <w:t>ry, and call it with web_01_server's address just before main's mov eax, 0.</w:t>
+        <w:t>Assembly: in server.asm, add global print_summary and the text summary_format db "Summary: %s, port %d, enabled %s", 10, 0. print_summary receives the record's address, keeps it in r12 like print_server, calls enabled_text with the enabled field, then calls printf with summary_format, the host name, the port, and enabled_text's result: on Windows in rcx, rdx, r8, and r9, after push r12 and sub rsp, 32; on Linux in rdi, rsi, rdx, and rcx, with eax set to 0, after push r12. In main.asm, add extern print_summary, and call it with web_01_server's address just before main's mov eax, 0.</w:t>
       </w:r>
     </w:p>
     <w:p>
@@ -14413,10 +14389,7 @@
     </w:p>
     <w:p>
       <w:r>
-        <w:t>Every language splits a program into modules the same way at heart: one purpose per file, a public list for other files, and private helpers behind it. Assembly shows the mechanism itself, a public label written into an object file for the linker, with an include file for the shared offsets. Rust keeps everything private until it is marked pub. Erlang's -export has always been the public list, and a missing export surfaces only when the call runs. Solidity imports a struct and a library from another file. T</w:t>
-      </w:r>
-      <w:r>
-        <w:t>he programs printed exactly what Lesson 2.9a's did: only where the code lives changed. Lesson 2.11a turns to error handling: converting a port typed as text safely, and reporting either the port or a concise error.</w:t>
+        <w:t>Every language splits a program into modules the same way at heart: one purpose per file, a public list for other files, and private helpers behind it. Assembly shows the mechanism itself, a public label written into an object file for the linker, with an include file for the shared offsets. Rust keeps everything private until it is marked pub. Erlang's -export has always been the public list, and a missing export surfaces only when the call runs. Solidity imports a struct and a library from another file. The programs printed exactly what Lesson 2.9a's did: only where the code lives changed. Lesson 2.11a turns to error handling: converting a port typed as text safely, and reporting either the port or a concise error.</w:t>
       </w:r>
     </w:p>
     <w:sectPr>

--- a/Volume 1/Chapter 02 - Language Fundamentals/SPA_Vol1_Ch2_Lesson2_10a_EXTENDED_Modules.docx
+++ b/Volume 1/Chapter 02 - Language Fundamentals/SPA_Vol1_Ch2_Lesson2_10a_EXTENDED_Modules.docx
@@ -95,7 +95,10 @@
     </w:p>
     <w:p>
       <w:r>
-        <w:t>Lesson 2.10 explains why one large file becomes hard to maintain and how a module helps: one purpose per file, a public list for other files, and private helpers that can change freely. These four languages show the same idea at very different levels. Assembly shows what every linker does underneath: a public label is a name written into an object file, and a private one is not. Rust keeps everything private until it is marked pub. Erlang has always had modules and export lists, and checks a call to another module only when it runs. Solidity imports a struct and a library of functions from another file. Read Lesson 2.10 first; this companion builds on it.</w:t>
+        <w:t>Lesson 2.10 explains why one large file becomes hard to maintain and how a module helps: one purpose per file, a public list for other files, and private helpers that can change freely. These four languages show the same idea at very different levels. Assembly shows what every linker does underneath: a public label is a name written into an object file, and a private one is not. Rust keeps everything private until it is marked pub. Erlang has always had modules and export lists, and checks a call to another</w:t>
+      </w:r>
+      <w:r>
+        <w:t xml:space="preserve"> module only when it runs. Solidity imports a struct and a library of functions from another file. Read Lesson 2.10 first; this companion builds on it.</w:t>
       </w:r>
     </w:p>
     <w:p>
@@ -501,6 +504,7 @@
         <w:pStyle w:val="CommandBlock"/>
       </w:pPr>
       <w:r>
+        <w:lastRenderedPageBreak/>
         <w:t xml:space="preserve">  assembly/linux/main.asm</w:t>
       </w:r>
     </w:p>
@@ -895,7 +899,7 @@
         <w:keepNext/>
       </w:pPr>
       <w:r>
-        <w:t>[profile.default]</w:t>
+        <w:t>[profile.default]  # Remember, the settings forge uses by default.</w:t>
       </w:r>
     </w:p>
     <w:p>
@@ -1167,7 +1171,10 @@
     </w:p>
     <w:p>
       <w:r>
-        <w:t>Assembly splits a module into files the way C does, with the bookkeeping in plain sight. server.asm holds the functions, and global makes a label public: NASM writes its name into the object file, so the linker can connect another file's call to it. A label without global is private to its file. main.asm names the labels it calls from elsewhere with extern, as it has always done for printf. Both files read the record, so both need its field offsets, and main.asm needs the environment constants, PRODUCTION and the others, to create one; those live in one include file, .\assembly\server.inc, which %include copies into each file before assembling, as #include does in C. The build assembles each .asm file on its own, then gcc links the two object files into one program. All four programs, Windows and Linux, Basic and Production-Minded, include the same server.inc, found through nasm's -i .\assembly option (-i ./assembly on Linux).</w:t>
+        <w:t>Assembly splits a module into files the way C does, with the bookkeeping in plain sight. server.asm holds the functions, and global makes a label public: NASM writes its name into the object file, so the linker can connect another file's call to it. A label without global is private to its file. main.asm names the labels it calls from elsewhere with extern, as it has always done for printf. Both files read the record, so both need its field offsets, and main.asm needs the environment constants, PRODUCTION a</w:t>
+      </w:r>
+      <w:r>
+        <w:t>nd the others, to create one; those live in one include file, .\assembly\server.inc, which %include copies into each file before assembling, as #include does in C. The build assembles each .asm file on its own, then gcc links the two object files into one program. All four programs, Windows and Linux, Basic and Production-Minded, include the same server.inc, found through nasm's -i .\assembly option (-i ./assembly on Linux).</w:t>
       </w:r>
     </w:p>
     <w:p>
@@ -1445,6 +1452,7 @@
         <w:pStyle w:val="SourceCode"/>
       </w:pPr>
       <w:r>
+        <w:lastRenderedPageBreak/>
         <w:t>; global makes a label public: its name is written into the object file,</w:t>
       </w:r>
     </w:p>
@@ -1710,31 +1718,31 @@
         <w:pStyle w:val="SourceCode"/>
       </w:pPr>
       <w:r>
-        <w:t>; fills every field of the record the caller passes. Remember,</w:t>
-      </w:r>
-    </w:p>
-    <w:p>
-      <w:pPr>
-        <w:pStyle w:val="SourceCode"/>
-      </w:pPr>
-      <w:r>
-        <w:t>; create_server builds a complete record in one place. Remember, fifth</w:t>
-      </w:r>
-    </w:p>
-    <w:p>
-      <w:pPr>
-        <w:pStyle w:val="SourceCode"/>
-      </w:pPr>
-      <w:r>
-        <w:t>; value: stack or r8; Windows reads it at [rsp + 40]. It calls nothing, so</w:t>
-      </w:r>
-    </w:p>
-    <w:p>
-      <w:pPr>
-        <w:pStyle w:val="SourceCode"/>
-      </w:pPr>
-      <w:r>
-        <w:t>; it needs no stack setup.</w:t>
+        <w:t>; fills every field of the record the caller passes, so every record is</w:t>
+      </w:r>
+    </w:p>
+    <w:p>
+      <w:pPr>
+        <w:pStyle w:val="SourceCode"/>
+      </w:pPr>
+      <w:r>
+        <w:t>; complete. Remember, Windows puts a fifth value at [rsp + 32] before the</w:t>
+      </w:r>
+    </w:p>
+    <w:p>
+      <w:pPr>
+        <w:pStyle w:val="SourceCode"/>
+      </w:pPr>
+      <w:r>
+        <w:t>; call, so the function reads it at [rsp + 40], past the return address.</w:t>
+      </w:r>
+    </w:p>
+    <w:p>
+      <w:pPr>
+        <w:pStyle w:val="SourceCode"/>
+      </w:pPr>
+      <w:r>
+        <w:t>; It calls nothing, so it needs no stack setup.</w:t>
       </w:r>
     </w:p>
     <w:p>
@@ -6861,7 +6869,10 @@
         <w:pStyle w:val="ListBullet"/>
       </w:pPr>
       <w:r>
-        <w:t>If NASM stops with symbol `enabled_text' not defined while assembling main.asm, main called the private helper, but that error only proves main.asm has no extern line for it. Add extern enabled_text and main.asm assembles, but the link then fails with undefined reference to `enabled_text': server.asm never made the label global, so its name is not in server.obj (Linux: server.o). That link error is the real proof that the helper is private. If the second block still shows Port: 443, update_server stored through the wrong register or offset.</w:t>
+        <w:t>If NASM stops with symbol `enabled_text' not defined while assembling main.asm, main called the private helper, but that error only proves main.asm has no extern line for it. Add extern enabled_text and main.asm assembles, but the link then fails with undefined reference to `enabled_text': server.asm never made the label global, so its name is not in server.obj (Linux: server.o). That link error is the real proof that the helper is private. If the second block still shows Port: 443, update_server stored thr</w:t>
+      </w:r>
+      <w:r>
+        <w:t>ough the wrong register or offset.</w:t>
       </w:r>
     </w:p>
     <w:p>
@@ -6965,7 +6976,10 @@
     </w:p>
     <w:p>
       <w:r>
-        <w:t>A Rust module is declared with mod server; in main.rs, and Rust reads its code from server.rs in the same folder. Everything in a module is private by default: the struct, each of its fields, and each function can be used only inside the module unless it is marked pub. main.rs calls a module's items by path: server::create_server, the module's name, ::, and the item's name, the same :: as in String::new(), and the environment is server::Environment::Production. Many programs write use server::{Server, print_server}; near the top instead and then drop the prefix; this lesson keeps the full paths, so every call shows its module. cargo build compiles every module a program declares, so the commands are the same as in Lesson 2.9a. Each program is now a folder under .\rust\src\bin, with main.rs and its modules; the folder's name is the program's name.</w:t>
+        <w:t>A Rust module is declared with mod server; in main.rs, and Rust reads its code from server.rs in the same folder. Everything in a module is private by default: the struct, each of its fields, and each function can be used only inside the module unless it is marked pub. main.rs calls a module's items by path: server::create_server, the module's name, ::, and the item's name, the same :: as in String::new(), and the environment is server::Environment::Production. Many programs write use server::{Server, print</w:t>
+      </w:r>
+      <w:r>
+        <w:t>_server}; near the top instead and then drop the prefix; this lesson keeps the full paths, so every call shows its module. cargo build compiles every module a program declares, so the commands are the same as in Lesson 2.9a. Each program is now a folder under .\rust\src\bin, with main.rs and its modules; the folder's name is the program's name.</w:t>
       </w:r>
     </w:p>
     <w:p>
@@ -9033,7 +9047,10 @@
     </w:p>
     <w:p>
       <w:r>
-        <w:t>An Erlang file is always one module, and its -export line has always been the module's public list: other modules may call only the functions it names, such as create_server/4, the name and the number of parameters. main.erl calls them as server:create_server(...): the module's name, a colon, and the function's name, the same form as io:format. A record definition exists only while the compiler reads one module, so every module that creates or reads a server record needs it; it moves into a header file, server.hrl, which -include copies into server.erl and main.erl, as #include does in C. erlc compiles both files, and erl finds both modules through -pa. The entry module is named main, so erl -s main main runs main:main(). Unlike the other three languages, Erlang checks a call to another module only when the call runs.</w:t>
+        <w:t>An Erlang file is always one module, and its -export line has always been the module's public list: other modules may call only the functions it names, such as create_server/4, the name and the number of parameters. main.erl calls them as server:create_server(...): the module's name, a colon, and the function's name, the same form as io:format. A record definition exists only while the compiler reads one module, so every module that creates or reads a server record needs it; it moves into a header file, ser</w:t>
+      </w:r>
+      <w:r>
+        <w:t>ver.hrl, which -include copies into server.erl and main.erl, as #include does in C. erlc compiles both files, and erl finds both modules through -pa. The entry module is named main, so erl -s main main runs main:main(). Unlike the other three languages, Erlang checks a call to another module only when the call runs.</w:t>
       </w:r>
     </w:p>
     <w:p>
@@ -10842,7 +10859,10 @@
     </w:p>
     <w:p>
       <w:r>
-        <w:t>A Solidity file is a unit that other files import. Server.sol declares the Environment enum and the Server struct at file level, outside any contract, and a library, ServerModule, holding the functions that create and print one. A library is Solidity's container for reusable functions: like a contract, but with no data of its own, and its internal functions are copied into each contract that calls them. The script imports all three names with import {Environment, Server, ServerModule} from "./basic/Server.sol", where ./ means the script's own folder, and calls ServerModule.createServer(...): the library's name, a dot, and the function's name. internal lets an importing contract call a library function; private keeps it inside the library. forge build compiles every file under script, so the commands are the same as in Lesson 2.9a.</w:t>
+        <w:t>A Solidity file is a unit that other files import. Server.sol declares the Environment enum and the Server struct at file level, outside any contract, and a library, ServerModule, holding the functions that create and print one. A library is Solidity's container for reusable functions: like a contract, but with no data of its own, and its internal functions are copied into each contract that calls them. The script imports all three names with import {Environment, Server, ServerModule} from "./basic/Server.s</w:t>
+      </w:r>
+      <w:r>
+        <w:t>ol", where ./ means the script's own folder, and calls ServerModule.createServer(...): the library's name, a dot, and the function's name. internal lets an importing contract call a library function; private keeps it inside the library. forge build compiles every file under script, so the commands are the same as in Lesson 2.9a.</w:t>
       </w:r>
     </w:p>
     <w:p>
@@ -13756,7 +13776,10 @@
     </w:p>
     <w:p>
       <w:r>
-        <w:t>Both Chapter 2 projects are built from modules, in the Extended languages too. The System Information Utility keeps each group of facts in its own module, a host record with its create and print functions like this lesson's server module, and later the readers from Lessons 2.14a through 2.16a, so its entry file only calls them in order and prints the report. The Command-Line Survey Application moves read_answer from Lesson 2.3a into an input module and its answer record into a record module, so its entry file reads as the questionnaire itself; in Solidity the answers still arrive as run's arguments and fill a record from the imported module. This lesson's server module is the pattern for both. Lesson 2.11a adds error handling, and its port check is one more function that belongs in the server module.</w:t>
+        <w:t>Both Chapter 2 projects are built from modules, in the Extended languages too. The System Information Utility keeps each group of facts in its own module, a host record with its create and print functions like this lesson's server module, and later the readers from Lessons 2.14a through 2.16a, so its entry file only calls them in order and prints the report. The Command-Line Survey Application moves read_answer from Lesson 2.3a into an input module and its answer record into a record module, so its entry fi</w:t>
+      </w:r>
+      <w:r>
+        <w:t>le reads as the questionnaire itself; in Solidity the answers still arrive as run's arguments and fill a record from the imported module. This lesson's server module is the pattern for both. Lesson 2.11a adds error handling, and its port check is one more function that belongs in the server module.</w:t>
       </w:r>
     </w:p>
     <w:p>
@@ -14006,7 +14029,10 @@
         <w:pStyle w:val="ListBullet"/>
       </w:pPr>
       <w:r>
-        <w:t>Assembly: in server.asm, add global print_summary and the text summary_format db "Summary: %s, port %d, enabled %s", 10, 0. print_summary receives the record's address, keeps it in r12 like print_server, calls enabled_text with the enabled field, then calls printf with summary_format, the host name, the port, and enabled_text's result: on Windows in rcx, rdx, r8, and r9, after push r12 and sub rsp, 32; on Linux in rdi, rsi, rdx, and rcx, with eax set to 0, after push r12. In main.asm, add extern print_summary, and call it with web_01_server's address just before main's mov eax, 0.</w:t>
+        <w:t>Assembly: in server.asm, add global print_summary and the text summary_format db "Summary: %s, port %d, enabled %s", 10, 0. print_summary receives the record's address, keeps it in r12 like print_server, calls enabled_text with the enabled field, then calls printf with summary_format, the host name, the port, and enabled_text's result: on Windows in rcx, rdx, r8, and r9, after push r12 and sub rsp, 32; on Linux in rdi, rsi, rdx, and rcx, with eax set to 0, after push r12. In main.asm, add extern print_summa</w:t>
+      </w:r>
+      <w:r>
+        <w:t>ry, and call it with web_01_server's address just before main's mov eax, 0.</w:t>
       </w:r>
     </w:p>
     <w:p>
@@ -14389,7 +14415,10 @@
     </w:p>
     <w:p>
       <w:r>
-        <w:t>Every language splits a program into modules the same way at heart: one purpose per file, a public list for other files, and private helpers behind it. Assembly shows the mechanism itself, a public label written into an object file for the linker, with an include file for the shared offsets. Rust keeps everything private until it is marked pub. Erlang's -export has always been the public list, and a missing export surfaces only when the call runs. Solidity imports a struct and a library from another file. The programs printed exactly what Lesson 2.9a's did: only where the code lives changed. Lesson 2.11a turns to error handling: converting a port typed as text safely, and reporting either the port or a concise error.</w:t>
+        <w:t>Every language splits a program into modules the same way at heart: one purpose per file, a public list for other files, and private helpers behind it. Assembly shows the mechanism itself, a public label written into an object file for the linker, with an include file for the shared offsets. Rust keeps everything private until it is marked pub. Erlang's -export has always been the public list, and a missing export surfaces only when the call runs. Solidity imports a struct and a library from another file. T</w:t>
+      </w:r>
+      <w:r>
+        <w:t>he programs printed exactly what Lesson 2.9a's did: only where the code lives changed. Lesson 2.11a turns to error handling: converting a port typed as text safely, and reporting either the port or a concise error.</w:t>
       </w:r>
     </w:p>
     <w:sectPr>
@@ -14575,31 +14604,31 @@
       </w:rPr>
     </w:lvl>
   </w:abstractNum>
-  <w:num w:numId="1" w16cid:durableId="1588072854">
+  <w:num w:numId="1" w16cid:durableId="1365867701">
     <w:abstractNumId w:val="8"/>
   </w:num>
-  <w:num w:numId="2" w16cid:durableId="1573810693">
+  <w:num w:numId="2" w16cid:durableId="737167121">
     <w:abstractNumId w:val="6"/>
   </w:num>
-  <w:num w:numId="3" w16cid:durableId="1740443958">
+  <w:num w:numId="3" w16cid:durableId="861361248">
     <w:abstractNumId w:val="5"/>
   </w:num>
-  <w:num w:numId="4" w16cid:durableId="694775317">
+  <w:num w:numId="4" w16cid:durableId="1177619712">
     <w:abstractNumId w:val="4"/>
   </w:num>
-  <w:num w:numId="5" w16cid:durableId="1206287415">
+  <w:num w:numId="5" w16cid:durableId="1481119608">
     <w:abstractNumId w:val="7"/>
   </w:num>
-  <w:num w:numId="6" w16cid:durableId="378094108">
+  <w:num w:numId="6" w16cid:durableId="76556904">
     <w:abstractNumId w:val="3"/>
   </w:num>
-  <w:num w:numId="7" w16cid:durableId="711617002">
+  <w:num w:numId="7" w16cid:durableId="487523894">
     <w:abstractNumId w:val="2"/>
   </w:num>
-  <w:num w:numId="8" w16cid:durableId="542719866">
+  <w:num w:numId="8" w16cid:durableId="1538812063">
     <w:abstractNumId w:val="1"/>
   </w:num>
-  <w:num w:numId="9" w16cid:durableId="1581520570">
+  <w:num w:numId="9" w16cid:durableId="1739085928">
     <w:abstractNumId w:val="0"/>
   </w:num>
 </w:numbering>
